--- a/Knowledge/3-Work knowledge/1-Software Engineering/2-Testing/5-My Source/1-ISTQB Foundation Level/3-Static Testing/3-Automated Static Testing.docx
+++ b/Knowledge/3-Work knowledge/1-Software Engineering/2-Testing/5-My Source/1-ISTQB Foundation Level/3-Static Testing/3-Automated Static Testing.docx
@@ -32,60 +32,77 @@
       </w:pPr>
       <w:r>
         <w:rPr>
-          <w:b/>
-          <w:shd w:val="clear" w:color="auto" w:fill="B7B7B7"/>
-        </w:rPr>
-        <w:t># Source</w:t>
-      </w:r>
-      <w:r>
-        <w:rPr>
-          <w:shd w:val="clear" w:color="auto" w:fill="B7B7B7"/>
-        </w:rPr>
-        <w:t xml:space="preserve">: </w:t>
-      </w:r>
-      <w:proofErr w:type="spellStart"/>
-      <w:r>
-        <w:rPr>
-          <w:b/>
-          <w:shd w:val="clear" w:color="auto" w:fill="B7B7B7"/>
-        </w:rPr>
-        <w:t>Chatgpt</w:t>
-      </w:r>
-      <w:proofErr w:type="spellEnd"/>
-      <w:r>
-        <w:rPr>
-          <w:b/>
-          <w:shd w:val="clear" w:color="auto" w:fill="B7B7B7"/>
-        </w:rPr>
-        <w:t xml:space="preserve"> </w:t>
-      </w:r>
-      <w:r>
-        <w:rPr>
-          <w:b/>
-          <w:sz w:val="14"/>
-          <w:szCs w:val="14"/>
-          <w:shd w:val="clear" w:color="auto" w:fill="B7B7B7"/>
-        </w:rPr>
-        <w:t>(GPT</w:t>
-      </w:r>
-      <w:r>
-        <w:rPr>
-          <w:rFonts w:ascii="Cambria Math" w:hAnsi="Cambria Math" w:cs="Cambria Math"/>
-          <w:b/>
-          <w:sz w:val="14"/>
-          <w:szCs w:val="14"/>
-          <w:shd w:val="clear" w:color="auto" w:fill="B7B7B7"/>
+          <w:rFonts w:ascii="Arial" w:eastAsia="Arial" w:hAnsi="Arial" w:cs="Arial"/>
+          <w:b/>
+          <w:color w:val="000000"/>
+          <w:sz w:val="18"/>
+          <w:highlight w:val="lightGray"/>
+        </w:rPr>
+        <w:t># Source: AI Source: Provided by: [Data Path</w:t>
+      </w:r>
+      <w:r>
+        <w:rPr>
+          <w:rFonts w:ascii="Arial" w:eastAsia="Arial" w:hAnsi="Arial" w:cs="Arial"/>
+          <w:color w:val="000000"/>
+          <w:sz w:val="18"/>
+          <w:highlight w:val="lightGray"/>
+        </w:rPr>
+        <w:t xml:space="preserve">: Persons Table -&gt; ID Column: 1, Name_En Column: Motasem Essam] -&gt; </w:t>
+      </w:r>
+      <w:r>
+        <w:rPr>
+          <w:rFonts w:ascii="Arial" w:eastAsia="Arial" w:hAnsi="Arial" w:cs="Arial"/>
+          <w:b/>
+          <w:color w:val="000000"/>
+          <w:sz w:val="18"/>
+          <w:highlight w:val="lightGray"/>
+        </w:rPr>
+        <w:t>From:</w:t>
+      </w:r>
+      <w:r>
+        <w:rPr>
+          <w:rFonts w:ascii="Arial" w:eastAsia="Arial" w:hAnsi="Arial" w:cs="Arial"/>
+          <w:color w:val="000000"/>
+          <w:sz w:val="18"/>
+          <w:highlight w:val="lightGray"/>
+        </w:rPr>
+        <w:t xml:space="preserve"> [Chatgpt (GPT</w:t>
+      </w:r>
+      <w:r>
+        <w:rPr>
+          <w:rFonts w:ascii="Arial" w:eastAsia="Arial" w:hAnsi="Arial" w:cs="Cambria Math"/>
+          <w:color w:val="000000"/>
+          <w:sz w:val="18"/>
+          <w:highlight w:val="lightGray"/>
         </w:rPr>
         <w:t>‑</w:t>
       </w:r>
       <w:r>
         <w:rPr>
-          <w:b/>
-          <w:sz w:val="14"/>
-          <w:szCs w:val="14"/>
-          <w:shd w:val="clear" w:color="auto" w:fill="B7B7B7"/>
-        </w:rPr>
-        <w:t>5 Mini) at [8/14/2025]</w:t>
+          <w:rFonts w:ascii="Arial" w:eastAsia="Arial" w:hAnsi="Arial" w:cs="Arial"/>
+          <w:color w:val="000000"/>
+          <w:sz w:val="18"/>
+          <w:highlight w:val="lightGray"/>
+        </w:rPr>
+        <w:t xml:space="preserve">5 Mini)] </w:t>
+      </w:r>
+      <w:r>
+        <w:rPr>
+          <w:rFonts w:ascii="Arial" w:eastAsia="Arial" w:hAnsi="Arial" w:cs="Arial"/>
+          <w:b/>
+          <w:color w:val="000000"/>
+          <w:sz w:val="18"/>
+          <w:highlight w:val="lightGray"/>
+        </w:rPr>
+        <w:t>on</w:t>
+      </w:r>
+      <w:r>
+        <w:rPr>
+          <w:rFonts w:ascii="Arial" w:eastAsia="Arial" w:hAnsi="Arial"/>
+          <w:sz w:val="18"/>
+          <w:highlight w:val="lightGray"/>
+        </w:rPr>
+        <w:t xml:space="preserve"> [8/14/2025]</w:t>
       </w:r>
     </w:p>
     <w:p>
@@ -137,7 +154,7 @@
     </w:p>
     <w:p>
       <w:r>
-        <w:pict w14:anchorId="25C03CB3">
+        <w:pict w14:anchorId="76DC2417">
           <v:rect id="_x0000_i1025" style="width:0;height:1.5pt" o:hralign="center" o:hrstd="t" o:hr="t" fillcolor="#a0a0a0" stroked="f"/>
         </w:pict>
       </w:r>
@@ -161,60 +178,77 @@
       </w:pPr>
       <w:r>
         <w:rPr>
-          <w:b/>
-          <w:shd w:val="clear" w:color="auto" w:fill="B7B7B7"/>
-        </w:rPr>
-        <w:t># Source</w:t>
-      </w:r>
-      <w:r>
-        <w:rPr>
-          <w:shd w:val="clear" w:color="auto" w:fill="B7B7B7"/>
-        </w:rPr>
-        <w:t xml:space="preserve">: </w:t>
-      </w:r>
-      <w:proofErr w:type="spellStart"/>
-      <w:r>
-        <w:rPr>
-          <w:b/>
-          <w:shd w:val="clear" w:color="auto" w:fill="B7B7B7"/>
-        </w:rPr>
-        <w:t>Chatgpt</w:t>
-      </w:r>
-      <w:proofErr w:type="spellEnd"/>
-      <w:r>
-        <w:rPr>
-          <w:b/>
-          <w:shd w:val="clear" w:color="auto" w:fill="B7B7B7"/>
-        </w:rPr>
-        <w:t xml:space="preserve"> </w:t>
-      </w:r>
-      <w:r>
-        <w:rPr>
-          <w:b/>
-          <w:sz w:val="14"/>
-          <w:szCs w:val="14"/>
-          <w:shd w:val="clear" w:color="auto" w:fill="B7B7B7"/>
-        </w:rPr>
-        <w:t>(GPT</w:t>
-      </w:r>
-      <w:r>
-        <w:rPr>
-          <w:rFonts w:ascii="Cambria Math" w:hAnsi="Cambria Math" w:cs="Cambria Math"/>
-          <w:b/>
-          <w:sz w:val="14"/>
-          <w:szCs w:val="14"/>
-          <w:shd w:val="clear" w:color="auto" w:fill="B7B7B7"/>
+          <w:rFonts w:ascii="Arial" w:eastAsia="Arial" w:hAnsi="Arial" w:cs="Arial"/>
+          <w:b/>
+          <w:color w:val="000000"/>
+          <w:sz w:val="18"/>
+          <w:highlight w:val="lightGray"/>
+        </w:rPr>
+        <w:t># Source: AI Source: Provided by: [Data Path</w:t>
+      </w:r>
+      <w:r>
+        <w:rPr>
+          <w:rFonts w:ascii="Arial" w:eastAsia="Arial" w:hAnsi="Arial" w:cs="Arial"/>
+          <w:color w:val="000000"/>
+          <w:sz w:val="18"/>
+          <w:highlight w:val="lightGray"/>
+        </w:rPr>
+        <w:t xml:space="preserve">: Persons Table -&gt; ID Column: 1, Name_En Column: Motasem Essam] -&gt; </w:t>
+      </w:r>
+      <w:r>
+        <w:rPr>
+          <w:rFonts w:ascii="Arial" w:eastAsia="Arial" w:hAnsi="Arial" w:cs="Arial"/>
+          <w:b/>
+          <w:color w:val="000000"/>
+          <w:sz w:val="18"/>
+          <w:highlight w:val="lightGray"/>
+        </w:rPr>
+        <w:t>From:</w:t>
+      </w:r>
+      <w:r>
+        <w:rPr>
+          <w:rFonts w:ascii="Arial" w:eastAsia="Arial" w:hAnsi="Arial" w:cs="Arial"/>
+          <w:color w:val="000000"/>
+          <w:sz w:val="18"/>
+          <w:highlight w:val="lightGray"/>
+        </w:rPr>
+        <w:t xml:space="preserve"> [Chatgpt (GPT</w:t>
+      </w:r>
+      <w:r>
+        <w:rPr>
+          <w:rFonts w:ascii="Arial" w:eastAsia="Arial" w:hAnsi="Arial" w:cs="Cambria Math"/>
+          <w:color w:val="000000"/>
+          <w:sz w:val="18"/>
+          <w:highlight w:val="lightGray"/>
         </w:rPr>
         <w:t>‑</w:t>
       </w:r>
       <w:r>
         <w:rPr>
-          <w:b/>
-          <w:sz w:val="14"/>
-          <w:szCs w:val="14"/>
-          <w:shd w:val="clear" w:color="auto" w:fill="B7B7B7"/>
-        </w:rPr>
-        <w:t>5 Mini) at [8/14/2025]</w:t>
+          <w:rFonts w:ascii="Arial" w:eastAsia="Arial" w:hAnsi="Arial" w:cs="Arial"/>
+          <w:color w:val="000000"/>
+          <w:sz w:val="18"/>
+          <w:highlight w:val="lightGray"/>
+        </w:rPr>
+        <w:t xml:space="preserve">5 Mini)] </w:t>
+      </w:r>
+      <w:r>
+        <w:rPr>
+          <w:rFonts w:ascii="Arial" w:eastAsia="Arial" w:hAnsi="Arial" w:cs="Arial"/>
+          <w:b/>
+          <w:color w:val="000000"/>
+          <w:sz w:val="18"/>
+          <w:highlight w:val="lightGray"/>
+        </w:rPr>
+        <w:t>on</w:t>
+      </w:r>
+      <w:r>
+        <w:rPr>
+          <w:rFonts w:ascii="Arial" w:eastAsia="Arial" w:hAnsi="Arial"/>
+          <w:sz w:val="18"/>
+          <w:highlight w:val="lightGray"/>
+        </w:rPr>
+        <w:t xml:space="preserve"> [8/14/2025]</w:t>
       </w:r>
     </w:p>
     <w:p>
@@ -223,7 +257,7 @@
           <w:ilvl w:val="0"/>
           <w:numId w:val="2"/>
         </w:numPr>
-        <w:spacing w:before="240"/>
+        <w:spacing w:before="240" w:after="0" w:line="276" w:lineRule="auto"/>
       </w:pPr>
       <w:r>
         <w:rPr>
@@ -264,6 +298,7 @@
           <w:ilvl w:val="0"/>
           <w:numId w:val="2"/>
         </w:numPr>
+        <w:spacing w:after="0" w:line="276" w:lineRule="auto"/>
       </w:pPr>
       <w:r>
         <w:rPr>
@@ -291,7 +326,7 @@
           <w:ilvl w:val="0"/>
           <w:numId w:val="2"/>
         </w:numPr>
-        <w:spacing w:after="240"/>
+        <w:spacing w:after="240" w:line="276" w:lineRule="auto"/>
       </w:pPr>
       <w:r>
         <w:rPr>
@@ -312,7 +347,7 @@
     </w:p>
     <w:p>
       <w:r>
-        <w:pict w14:anchorId="5AE5550D">
+        <w:pict w14:anchorId="76617B3E">
           <v:rect id="_x0000_i1026" style="width:0;height:1.5pt" o:hralign="center" o:hrstd="t" o:hr="t" fillcolor="#a0a0a0" stroked="f"/>
         </w:pict>
       </w:r>
@@ -336,60 +371,77 @@
       </w:pPr>
       <w:r>
         <w:rPr>
-          <w:b/>
-          <w:shd w:val="clear" w:color="auto" w:fill="B7B7B7"/>
-        </w:rPr>
-        <w:t># Source</w:t>
-      </w:r>
-      <w:r>
-        <w:rPr>
-          <w:shd w:val="clear" w:color="auto" w:fill="B7B7B7"/>
-        </w:rPr>
-        <w:t xml:space="preserve">: </w:t>
-      </w:r>
-      <w:proofErr w:type="spellStart"/>
-      <w:r>
-        <w:rPr>
-          <w:b/>
-          <w:shd w:val="clear" w:color="auto" w:fill="B7B7B7"/>
-        </w:rPr>
-        <w:t>Chatgpt</w:t>
-      </w:r>
-      <w:proofErr w:type="spellEnd"/>
-      <w:r>
-        <w:rPr>
-          <w:b/>
-          <w:shd w:val="clear" w:color="auto" w:fill="B7B7B7"/>
-        </w:rPr>
-        <w:t xml:space="preserve"> </w:t>
-      </w:r>
-      <w:r>
-        <w:rPr>
-          <w:b/>
-          <w:sz w:val="14"/>
-          <w:szCs w:val="14"/>
-          <w:shd w:val="clear" w:color="auto" w:fill="B7B7B7"/>
-        </w:rPr>
-        <w:t>(GPT</w:t>
-      </w:r>
-      <w:r>
-        <w:rPr>
-          <w:rFonts w:ascii="Cambria Math" w:hAnsi="Cambria Math" w:cs="Cambria Math"/>
-          <w:b/>
-          <w:sz w:val="14"/>
-          <w:szCs w:val="14"/>
-          <w:shd w:val="clear" w:color="auto" w:fill="B7B7B7"/>
+          <w:rFonts w:ascii="Arial" w:eastAsia="Arial" w:hAnsi="Arial" w:cs="Arial"/>
+          <w:b/>
+          <w:color w:val="000000"/>
+          <w:sz w:val="18"/>
+          <w:highlight w:val="lightGray"/>
+        </w:rPr>
+        <w:t># Source: AI Source: Provided by: [Data Path</w:t>
+      </w:r>
+      <w:r>
+        <w:rPr>
+          <w:rFonts w:ascii="Arial" w:eastAsia="Arial" w:hAnsi="Arial" w:cs="Arial"/>
+          <w:color w:val="000000"/>
+          <w:sz w:val="18"/>
+          <w:highlight w:val="lightGray"/>
+        </w:rPr>
+        <w:t xml:space="preserve">: Persons Table -&gt; ID Column: 1, Name_En Column: Motasem Essam] -&gt; </w:t>
+      </w:r>
+      <w:r>
+        <w:rPr>
+          <w:rFonts w:ascii="Arial" w:eastAsia="Arial" w:hAnsi="Arial" w:cs="Arial"/>
+          <w:b/>
+          <w:color w:val="000000"/>
+          <w:sz w:val="18"/>
+          <w:highlight w:val="lightGray"/>
+        </w:rPr>
+        <w:t>From:</w:t>
+      </w:r>
+      <w:r>
+        <w:rPr>
+          <w:rFonts w:ascii="Arial" w:eastAsia="Arial" w:hAnsi="Arial" w:cs="Arial"/>
+          <w:color w:val="000000"/>
+          <w:sz w:val="18"/>
+          <w:highlight w:val="lightGray"/>
+        </w:rPr>
+        <w:t xml:space="preserve"> [Chatgpt (GPT</w:t>
+      </w:r>
+      <w:r>
+        <w:rPr>
+          <w:rFonts w:ascii="Arial" w:eastAsia="Arial" w:hAnsi="Arial" w:cs="Cambria Math"/>
+          <w:color w:val="000000"/>
+          <w:sz w:val="18"/>
+          <w:highlight w:val="lightGray"/>
         </w:rPr>
         <w:t>‑</w:t>
       </w:r>
       <w:r>
         <w:rPr>
-          <w:b/>
-          <w:sz w:val="14"/>
-          <w:szCs w:val="14"/>
-          <w:shd w:val="clear" w:color="auto" w:fill="B7B7B7"/>
-        </w:rPr>
-        <w:t>5 Mini) at [8/14/2025]</w:t>
+          <w:rFonts w:ascii="Arial" w:eastAsia="Arial" w:hAnsi="Arial" w:cs="Arial"/>
+          <w:color w:val="000000"/>
+          <w:sz w:val="18"/>
+          <w:highlight w:val="lightGray"/>
+        </w:rPr>
+        <w:t xml:space="preserve">5 Mini)] </w:t>
+      </w:r>
+      <w:r>
+        <w:rPr>
+          <w:rFonts w:ascii="Arial" w:eastAsia="Arial" w:hAnsi="Arial" w:cs="Arial"/>
+          <w:b/>
+          <w:color w:val="000000"/>
+          <w:sz w:val="18"/>
+          <w:highlight w:val="lightGray"/>
+        </w:rPr>
+        <w:t>on</w:t>
+      </w:r>
+      <w:r>
+        <w:rPr>
+          <w:rFonts w:ascii="Arial" w:eastAsia="Arial" w:hAnsi="Arial"/>
+          <w:sz w:val="18"/>
+          <w:highlight w:val="lightGray"/>
+        </w:rPr>
+        <w:t xml:space="preserve"> [8/14/2025]</w:t>
       </w:r>
     </w:p>
     <w:p>
@@ -398,7 +450,7 @@
           <w:ilvl w:val="0"/>
           <w:numId w:val="1"/>
         </w:numPr>
-        <w:spacing w:before="240"/>
+        <w:spacing w:before="240" w:after="0" w:line="276" w:lineRule="auto"/>
         <w:rPr>
           <w:rFonts w:ascii="Roboto Mono" w:eastAsia="Roboto Mono" w:hAnsi="Roboto Mono" w:cs="Roboto Mono"/>
         </w:rPr>
@@ -424,6 +476,7 @@
           <w:ilvl w:val="1"/>
           <w:numId w:val="1"/>
         </w:numPr>
+        <w:spacing w:after="0" w:line="276" w:lineRule="auto"/>
         <w:rPr>
           <w:rFonts w:ascii="Roboto Mono" w:eastAsia="Roboto Mono" w:hAnsi="Roboto Mono" w:cs="Roboto Mono"/>
         </w:rPr>
@@ -447,12 +500,12 @@
           <w:ilvl w:val="1"/>
           <w:numId w:val="1"/>
         </w:numPr>
-      </w:pPr>
-      <w:r>
-        <w:rPr>
-          <w:rFonts w:ascii="Roboto Mono" w:eastAsia="Roboto Mono" w:hAnsi="Roboto Mono" w:cs="Roboto Mono"/>
-        </w:rPr>
-        <w:lastRenderedPageBreak/>
+        <w:spacing w:after="0" w:line="276" w:lineRule="auto"/>
+      </w:pPr>
+      <w:r>
+        <w:rPr>
+          <w:rFonts w:ascii="Roboto Mono" w:eastAsia="Roboto Mono" w:hAnsi="Roboto Mono" w:cs="Roboto Mono"/>
+        </w:rPr>
         <w:t xml:space="preserve">Tools: </w:t>
       </w:r>
       <w:r>
@@ -468,7 +521,6 @@
         </w:rPr>
         <w:t xml:space="preserve">, </w:t>
       </w:r>
-      <w:proofErr w:type="spellStart"/>
       <w:r>
         <w:rPr>
           <w:rFonts w:ascii="Roboto Mono" w:eastAsia="Roboto Mono" w:hAnsi="Roboto Mono" w:cs="Roboto Mono"/>
@@ -476,14 +528,12 @@
         </w:rPr>
         <w:t>ESLint</w:t>
       </w:r>
-      <w:proofErr w:type="spellEnd"/>
       <w:r>
         <w:rPr>
           <w:rFonts w:ascii="Roboto Mono" w:eastAsia="Roboto Mono" w:hAnsi="Roboto Mono" w:cs="Roboto Mono"/>
         </w:rPr>
         <w:t xml:space="preserve"> (JavaScript), </w:t>
       </w:r>
-      <w:proofErr w:type="spellStart"/>
       <w:r>
         <w:rPr>
           <w:rFonts w:ascii="Roboto Mono" w:eastAsia="Roboto Mono" w:hAnsi="Roboto Mono" w:cs="Roboto Mono"/>
@@ -491,14 +541,12 @@
         </w:rPr>
         <w:t>Pylint</w:t>
       </w:r>
-      <w:proofErr w:type="spellEnd"/>
       <w:r>
         <w:rPr>
           <w:rFonts w:ascii="Roboto Mono" w:eastAsia="Roboto Mono" w:hAnsi="Roboto Mono" w:cs="Roboto Mono"/>
         </w:rPr>
         <w:t xml:space="preserve"> (Python), </w:t>
       </w:r>
-      <w:proofErr w:type="spellStart"/>
       <w:r>
         <w:rPr>
           <w:rFonts w:ascii="Roboto Mono" w:eastAsia="Roboto Mono" w:hAnsi="Roboto Mono" w:cs="Roboto Mono"/>
@@ -506,7 +554,6 @@
         </w:rPr>
         <w:t>Checkstyle</w:t>
       </w:r>
-      <w:proofErr w:type="spellEnd"/>
       <w:r>
         <w:rPr>
           <w:rFonts w:ascii="Roboto Mono" w:eastAsia="Roboto Mono" w:hAnsi="Roboto Mono" w:cs="Roboto Mono"/>
@@ -526,6 +573,7 @@
           <w:ilvl w:val="0"/>
           <w:numId w:val="1"/>
         </w:numPr>
+        <w:spacing w:after="0" w:line="276" w:lineRule="auto"/>
         <w:rPr>
           <w:rFonts w:ascii="Roboto Mono" w:eastAsia="Roboto Mono" w:hAnsi="Roboto Mono" w:cs="Roboto Mono"/>
         </w:rPr>
@@ -551,6 +599,7 @@
           <w:ilvl w:val="1"/>
           <w:numId w:val="1"/>
         </w:numPr>
+        <w:spacing w:after="0" w:line="276" w:lineRule="auto"/>
         <w:rPr>
           <w:rFonts w:ascii="Roboto Mono" w:eastAsia="Roboto Mono" w:hAnsi="Roboto Mono" w:cs="Roboto Mono"/>
         </w:rPr>
@@ -574,6 +623,7 @@
           <w:ilvl w:val="1"/>
           <w:numId w:val="1"/>
         </w:numPr>
+        <w:spacing w:after="0" w:line="276" w:lineRule="auto"/>
         <w:rPr>
           <w:rFonts w:ascii="Roboto Mono" w:eastAsia="Roboto Mono" w:hAnsi="Roboto Mono" w:cs="Roboto Mono"/>
         </w:rPr>
@@ -623,6 +673,7 @@
           <w:ilvl w:val="0"/>
           <w:numId w:val="1"/>
         </w:numPr>
+        <w:spacing w:after="0" w:line="276" w:lineRule="auto"/>
         <w:rPr>
           <w:rFonts w:ascii="Roboto Mono" w:eastAsia="Roboto Mono" w:hAnsi="Roboto Mono" w:cs="Roboto Mono"/>
         </w:rPr>
@@ -648,6 +699,7 @@
           <w:ilvl w:val="1"/>
           <w:numId w:val="1"/>
         </w:numPr>
+        <w:spacing w:after="0" w:line="276" w:lineRule="auto"/>
         <w:rPr>
           <w:rFonts w:ascii="Roboto Mono" w:eastAsia="Roboto Mono" w:hAnsi="Roboto Mono" w:cs="Roboto Mono"/>
         </w:rPr>
@@ -671,7 +723,7 @@
           <w:ilvl w:val="1"/>
           <w:numId w:val="1"/>
         </w:numPr>
-        <w:spacing w:after="240"/>
+        <w:spacing w:after="240" w:line="276" w:lineRule="auto"/>
       </w:pPr>
       <w:r>
         <w:rPr>
@@ -714,7 +766,7 @@
     </w:p>
     <w:p>
       <w:r>
-        <w:pict w14:anchorId="2AFCAC24">
+        <w:pict w14:anchorId="14C1E127">
           <v:rect id="_x0000_i1027" style="width:0;height:1.5pt" o:hralign="center" o:hrstd="t" o:hr="t" fillcolor="#a0a0a0" stroked="f"/>
         </w:pict>
       </w:r>
@@ -738,60 +790,77 @@
       </w:pPr>
       <w:r>
         <w:rPr>
-          <w:b/>
-          <w:shd w:val="clear" w:color="auto" w:fill="B7B7B7"/>
-        </w:rPr>
-        <w:t># Source</w:t>
-      </w:r>
-      <w:r>
-        <w:rPr>
-          <w:shd w:val="clear" w:color="auto" w:fill="B7B7B7"/>
-        </w:rPr>
-        <w:t xml:space="preserve">: </w:t>
-      </w:r>
-      <w:proofErr w:type="spellStart"/>
-      <w:r>
-        <w:rPr>
-          <w:b/>
-          <w:shd w:val="clear" w:color="auto" w:fill="B7B7B7"/>
-        </w:rPr>
-        <w:t>Chatgpt</w:t>
-      </w:r>
-      <w:proofErr w:type="spellEnd"/>
-      <w:r>
-        <w:rPr>
-          <w:b/>
-          <w:shd w:val="clear" w:color="auto" w:fill="B7B7B7"/>
-        </w:rPr>
-        <w:t xml:space="preserve"> </w:t>
-      </w:r>
-      <w:r>
-        <w:rPr>
-          <w:b/>
-          <w:sz w:val="14"/>
-          <w:szCs w:val="14"/>
-          <w:shd w:val="clear" w:color="auto" w:fill="B7B7B7"/>
-        </w:rPr>
-        <w:t>(GPT</w:t>
-      </w:r>
-      <w:r>
-        <w:rPr>
-          <w:rFonts w:ascii="Cambria Math" w:hAnsi="Cambria Math" w:cs="Cambria Math"/>
-          <w:b/>
-          <w:sz w:val="14"/>
-          <w:szCs w:val="14"/>
-          <w:shd w:val="clear" w:color="auto" w:fill="B7B7B7"/>
+          <w:rFonts w:ascii="Arial" w:eastAsia="Arial" w:hAnsi="Arial" w:cs="Arial"/>
+          <w:b/>
+          <w:color w:val="000000"/>
+          <w:sz w:val="18"/>
+          <w:highlight w:val="lightGray"/>
+        </w:rPr>
+        <w:t># Source: AI Source: Provided by: [Data Path</w:t>
+      </w:r>
+      <w:r>
+        <w:rPr>
+          <w:rFonts w:ascii="Arial" w:eastAsia="Arial" w:hAnsi="Arial" w:cs="Arial"/>
+          <w:color w:val="000000"/>
+          <w:sz w:val="18"/>
+          <w:highlight w:val="lightGray"/>
+        </w:rPr>
+        <w:t xml:space="preserve">: Persons Table -&gt; ID Column: 1, Name_En Column: Motasem Essam] -&gt; </w:t>
+      </w:r>
+      <w:r>
+        <w:rPr>
+          <w:rFonts w:ascii="Arial" w:eastAsia="Arial" w:hAnsi="Arial" w:cs="Arial"/>
+          <w:b/>
+          <w:color w:val="000000"/>
+          <w:sz w:val="18"/>
+          <w:highlight w:val="lightGray"/>
+        </w:rPr>
+        <w:t>From:</w:t>
+      </w:r>
+      <w:r>
+        <w:rPr>
+          <w:rFonts w:ascii="Arial" w:eastAsia="Arial" w:hAnsi="Arial" w:cs="Arial"/>
+          <w:color w:val="000000"/>
+          <w:sz w:val="18"/>
+          <w:highlight w:val="lightGray"/>
+        </w:rPr>
+        <w:t xml:space="preserve"> [Chatgpt (GPT</w:t>
+      </w:r>
+      <w:r>
+        <w:rPr>
+          <w:rFonts w:ascii="Arial" w:eastAsia="Arial" w:hAnsi="Arial" w:cs="Cambria Math"/>
+          <w:color w:val="000000"/>
+          <w:sz w:val="18"/>
+          <w:highlight w:val="lightGray"/>
         </w:rPr>
         <w:t>‑</w:t>
       </w:r>
       <w:r>
         <w:rPr>
-          <w:b/>
-          <w:sz w:val="14"/>
-          <w:szCs w:val="14"/>
-          <w:shd w:val="clear" w:color="auto" w:fill="B7B7B7"/>
-        </w:rPr>
-        <w:t>5 Mini) at [8/14/2025]</w:t>
+          <w:rFonts w:ascii="Arial" w:eastAsia="Arial" w:hAnsi="Arial" w:cs="Arial"/>
+          <w:color w:val="000000"/>
+          <w:sz w:val="18"/>
+          <w:highlight w:val="lightGray"/>
+        </w:rPr>
+        <w:t xml:space="preserve">5 Mini)] </w:t>
+      </w:r>
+      <w:r>
+        <w:rPr>
+          <w:rFonts w:ascii="Arial" w:eastAsia="Arial" w:hAnsi="Arial" w:cs="Arial"/>
+          <w:b/>
+          <w:color w:val="000000"/>
+          <w:sz w:val="18"/>
+          <w:highlight w:val="lightGray"/>
+        </w:rPr>
+        <w:t>on</w:t>
+      </w:r>
+      <w:r>
+        <w:rPr>
+          <w:rFonts w:ascii="Arial" w:eastAsia="Arial" w:hAnsi="Arial"/>
+          <w:sz w:val="18"/>
+          <w:highlight w:val="lightGray"/>
+        </w:rPr>
+        <w:t xml:space="preserve"> [8/14/2025]</w:t>
       </w:r>
     </w:p>
     <w:p>
@@ -800,7 +869,7 @@
           <w:ilvl w:val="0"/>
           <w:numId w:val="3"/>
         </w:numPr>
-        <w:spacing w:before="240"/>
+        <w:spacing w:before="240" w:after="0" w:line="276" w:lineRule="auto"/>
       </w:pPr>
       <w:r>
         <w:rPr>
@@ -828,6 +897,7 @@
           <w:ilvl w:val="0"/>
           <w:numId w:val="3"/>
         </w:numPr>
+        <w:spacing w:after="0" w:line="276" w:lineRule="auto"/>
         <w:rPr>
           <w:rFonts w:ascii="Roboto Mono" w:eastAsia="Roboto Mono" w:hAnsi="Roboto Mono" w:cs="Roboto Mono"/>
         </w:rPr>
@@ -851,6 +921,7 @@
           <w:ilvl w:val="0"/>
           <w:numId w:val="3"/>
         </w:numPr>
+        <w:spacing w:after="0" w:line="276" w:lineRule="auto"/>
       </w:pPr>
       <w:r>
         <w:rPr>
@@ -884,7 +955,7 @@
           <w:ilvl w:val="0"/>
           <w:numId w:val="3"/>
         </w:numPr>
-        <w:spacing w:after="240"/>
+        <w:spacing w:after="240" w:line="276" w:lineRule="auto"/>
       </w:pPr>
       <w:r>
         <w:rPr>
@@ -898,7 +969,7 @@
     </w:p>
     <w:p>
       <w:r>
-        <w:pict w14:anchorId="3A64A171">
+        <w:pict w14:anchorId="6CE750BC">
           <v:rect id="_x0000_i1028" style="width:0;height:1.5pt" o:hralign="center" o:hrstd="t" o:hr="t" fillcolor="#a0a0a0" stroked="f"/>
         </w:pict>
       </w:r>
@@ -928,60 +999,77 @@
       </w:pPr>
       <w:r>
         <w:rPr>
-          <w:b/>
-          <w:shd w:val="clear" w:color="auto" w:fill="B7B7B7"/>
-        </w:rPr>
-        <w:t># Source</w:t>
-      </w:r>
-      <w:r>
-        <w:rPr>
-          <w:shd w:val="clear" w:color="auto" w:fill="B7B7B7"/>
-        </w:rPr>
-        <w:t xml:space="preserve">: </w:t>
-      </w:r>
-      <w:proofErr w:type="spellStart"/>
-      <w:r>
-        <w:rPr>
-          <w:b/>
-          <w:shd w:val="clear" w:color="auto" w:fill="B7B7B7"/>
-        </w:rPr>
-        <w:t>Chatgpt</w:t>
-      </w:r>
-      <w:proofErr w:type="spellEnd"/>
-      <w:r>
-        <w:rPr>
-          <w:b/>
-          <w:shd w:val="clear" w:color="auto" w:fill="B7B7B7"/>
-        </w:rPr>
-        <w:t xml:space="preserve"> </w:t>
-      </w:r>
-      <w:r>
-        <w:rPr>
-          <w:b/>
-          <w:sz w:val="14"/>
-          <w:szCs w:val="14"/>
-          <w:shd w:val="clear" w:color="auto" w:fill="B7B7B7"/>
-        </w:rPr>
-        <w:t>(GPT</w:t>
-      </w:r>
-      <w:r>
-        <w:rPr>
-          <w:rFonts w:ascii="Cambria Math" w:hAnsi="Cambria Math" w:cs="Cambria Math"/>
-          <w:b/>
-          <w:sz w:val="14"/>
-          <w:szCs w:val="14"/>
-          <w:shd w:val="clear" w:color="auto" w:fill="B7B7B7"/>
+          <w:rFonts w:ascii="Arial" w:eastAsia="Arial" w:hAnsi="Arial" w:cs="Arial"/>
+          <w:b/>
+          <w:color w:val="000000"/>
+          <w:sz w:val="18"/>
+          <w:highlight w:val="lightGray"/>
+        </w:rPr>
+        <w:t># Source: AI Source: Provided by: [Data Path</w:t>
+      </w:r>
+      <w:r>
+        <w:rPr>
+          <w:rFonts w:ascii="Arial" w:eastAsia="Arial" w:hAnsi="Arial" w:cs="Arial"/>
+          <w:color w:val="000000"/>
+          <w:sz w:val="18"/>
+          <w:highlight w:val="lightGray"/>
+        </w:rPr>
+        <w:t xml:space="preserve">: Persons Table -&gt; ID Column: 1, Name_En Column: Motasem Essam] -&gt; </w:t>
+      </w:r>
+      <w:r>
+        <w:rPr>
+          <w:rFonts w:ascii="Arial" w:eastAsia="Arial" w:hAnsi="Arial" w:cs="Arial"/>
+          <w:b/>
+          <w:color w:val="000000"/>
+          <w:sz w:val="18"/>
+          <w:highlight w:val="lightGray"/>
+        </w:rPr>
+        <w:t>From:</w:t>
+      </w:r>
+      <w:r>
+        <w:rPr>
+          <w:rFonts w:ascii="Arial" w:eastAsia="Arial" w:hAnsi="Arial" w:cs="Arial"/>
+          <w:color w:val="000000"/>
+          <w:sz w:val="18"/>
+          <w:highlight w:val="lightGray"/>
+        </w:rPr>
+        <w:t xml:space="preserve"> [Chatgpt (GPT</w:t>
+      </w:r>
+      <w:r>
+        <w:rPr>
+          <w:rFonts w:ascii="Arial" w:eastAsia="Arial" w:hAnsi="Arial" w:cs="Cambria Math"/>
+          <w:color w:val="000000"/>
+          <w:sz w:val="18"/>
+          <w:highlight w:val="lightGray"/>
         </w:rPr>
         <w:t>‑</w:t>
       </w:r>
       <w:r>
         <w:rPr>
-          <w:b/>
-          <w:sz w:val="14"/>
-          <w:szCs w:val="14"/>
-          <w:shd w:val="clear" w:color="auto" w:fill="B7B7B7"/>
-        </w:rPr>
-        <w:t>5 Mini) at [8/14/2025]</w:t>
+          <w:rFonts w:ascii="Arial" w:eastAsia="Arial" w:hAnsi="Arial" w:cs="Arial"/>
+          <w:color w:val="000000"/>
+          <w:sz w:val="18"/>
+          <w:highlight w:val="lightGray"/>
+        </w:rPr>
+        <w:t xml:space="preserve">5 Mini)] </w:t>
+      </w:r>
+      <w:r>
+        <w:rPr>
+          <w:rFonts w:ascii="Arial" w:eastAsia="Arial" w:hAnsi="Arial" w:cs="Arial"/>
+          <w:b/>
+          <w:color w:val="000000"/>
+          <w:sz w:val="18"/>
+          <w:highlight w:val="lightGray"/>
+        </w:rPr>
+        <w:t>on</w:t>
+      </w:r>
+      <w:r>
+        <w:rPr>
+          <w:rFonts w:ascii="Arial" w:eastAsia="Arial" w:hAnsi="Arial"/>
+          <w:sz w:val="18"/>
+          <w:highlight w:val="lightGray"/>
+        </w:rPr>
+        <w:t xml:space="preserve"> [8/14/2025]</w:t>
       </w:r>
     </w:p>
     <w:p>
@@ -989,9 +1077,8 @@
         <w:rPr>
           <w:noProof/>
         </w:rPr>
-        <w:lastRenderedPageBreak/>
         <w:drawing>
-          <wp:inline distT="114300" distB="114300" distL="114300" distR="114300" wp14:anchorId="25D0FCC7" wp14:editId="5D7E2E3D">
+          <wp:inline distT="114300" distB="114300" distL="114300" distR="114300" wp14:anchorId="424E79DD" wp14:editId="57A5E4CE">
             <wp:extent cx="5943600" cy="1244600"/>
             <wp:effectExtent l="0" t="0" r="0" b="0"/>
             <wp:docPr id="1" name="image1.png"/>
@@ -1312,18 +1399,19 @@
     </w:tbl>
     <w:p>
       <w:r>
-        <w:pict w14:anchorId="41924704">
+        <w:pict w14:anchorId="011125A6">
           <v:rect id="_x0000_i1029" style="width:0;height:1.5pt" o:hralign="center" o:hrstd="t" o:hr="t" fillcolor="#a0a0a0" stroked="f"/>
         </w:pict>
       </w:r>
     </w:p>
+    <w:p/>
     <w:p/>
     <w:p/>
     <w:sectPr>
       <w:pgSz w:w="12240" w:h="15840"/>
       <w:pgMar w:top="1440" w:right="1440" w:bottom="1440" w:left="1440" w:header="720" w:footer="720" w:gutter="0"/>
-      <w:pgNumType w:start="1"/>
       <w:cols w:space="720"/>
+      <w:docGrid w:linePitch="360"/>
     </w:sectPr>
   </w:body>
 </w:document>
@@ -2082,18 +2170,6 @@
   <w:style w:type="paragraph" w:default="1" w:styleId="Normal">
     <w:name w:val="Normal"/>
     <w:qFormat/>
-    <w:rsid w:val="00744CB3"/>
-    <w:pPr>
-      <w:spacing w:after="0" w:line="276" w:lineRule="auto"/>
-    </w:pPr>
-    <w:rPr>
-      <w:rFonts w:ascii="Arial" w:eastAsia="Arial" w:hAnsi="Arial" w:cs="Arial"/>
-      <w:kern w:val="0"/>
-      <w:sz w:val="22"/>
-      <w:szCs w:val="22"/>
-      <w:lang w:val="en"/>
-      <w14:ligatures w14:val="none"/>
-    </w:rPr>
   </w:style>
   <w:style w:type="paragraph" w:styleId="Heading1">
     <w:name w:val="heading 1"/>
@@ -2102,7 +2178,7 @@
     <w:link w:val="Heading1Char"/>
     <w:uiPriority w:val="9"/>
     <w:qFormat/>
-    <w:rsid w:val="00AF3565"/>
+    <w:rsid w:val="005A3D9B"/>
     <w:pPr>
       <w:keepNext/>
       <w:keepLines/>
@@ -2124,7 +2200,7 @@
     <w:uiPriority w:val="9"/>
     <w:unhideWhenUsed/>
     <w:qFormat/>
-    <w:rsid w:val="00AF3565"/>
+    <w:rsid w:val="005A3D9B"/>
     <w:pPr>
       <w:keepNext/>
       <w:keepLines/>
@@ -2147,7 +2223,7 @@
     <w:semiHidden/>
     <w:unhideWhenUsed/>
     <w:qFormat/>
-    <w:rsid w:val="00AF3565"/>
+    <w:rsid w:val="005A3D9B"/>
     <w:pPr>
       <w:keepNext/>
       <w:keepLines/>
@@ -2170,7 +2246,7 @@
     <w:semiHidden/>
     <w:unhideWhenUsed/>
     <w:qFormat/>
-    <w:rsid w:val="00AF3565"/>
+    <w:rsid w:val="005A3D9B"/>
     <w:pPr>
       <w:keepNext/>
       <w:keepLines/>
@@ -2193,7 +2269,7 @@
     <w:semiHidden/>
     <w:unhideWhenUsed/>
     <w:qFormat/>
-    <w:rsid w:val="00AF3565"/>
+    <w:rsid w:val="005A3D9B"/>
     <w:pPr>
       <w:keepNext/>
       <w:keepLines/>
@@ -2214,11 +2290,11 @@
     <w:semiHidden/>
     <w:unhideWhenUsed/>
     <w:qFormat/>
-    <w:rsid w:val="00AF3565"/>
+    <w:rsid w:val="005A3D9B"/>
     <w:pPr>
       <w:keepNext/>
       <w:keepLines/>
-      <w:spacing w:before="40"/>
+      <w:spacing w:before="40" w:after="0"/>
       <w:outlineLvl w:val="5"/>
     </w:pPr>
     <w:rPr>
@@ -2237,11 +2313,11 @@
     <w:semiHidden/>
     <w:unhideWhenUsed/>
     <w:qFormat/>
-    <w:rsid w:val="00AF3565"/>
+    <w:rsid w:val="005A3D9B"/>
     <w:pPr>
       <w:keepNext/>
       <w:keepLines/>
-      <w:spacing w:before="40"/>
+      <w:spacing w:before="40" w:after="0"/>
       <w:outlineLvl w:val="6"/>
     </w:pPr>
     <w:rPr>
@@ -2258,10 +2334,11 @@
     <w:semiHidden/>
     <w:unhideWhenUsed/>
     <w:qFormat/>
-    <w:rsid w:val="00AF3565"/>
+    <w:rsid w:val="005A3D9B"/>
     <w:pPr>
       <w:keepNext/>
       <w:keepLines/>
+      <w:spacing w:after="0"/>
       <w:outlineLvl w:val="7"/>
     </w:pPr>
     <w:rPr>
@@ -2280,10 +2357,11 @@
     <w:semiHidden/>
     <w:unhideWhenUsed/>
     <w:qFormat/>
-    <w:rsid w:val="00AF3565"/>
+    <w:rsid w:val="005A3D9B"/>
     <w:pPr>
       <w:keepNext/>
       <w:keepLines/>
+      <w:spacing w:after="0"/>
       <w:outlineLvl w:val="8"/>
     </w:pPr>
     <w:rPr>
@@ -2323,7 +2401,7 @@
     <w:basedOn w:val="DefaultParagraphFont"/>
     <w:link w:val="Heading1"/>
     <w:uiPriority w:val="9"/>
-    <w:rsid w:val="00AF3565"/>
+    <w:rsid w:val="005A3D9B"/>
     <w:rPr>
       <w:rFonts w:asciiTheme="majorHAnsi" w:eastAsiaTheme="majorEastAsia" w:hAnsiTheme="majorHAnsi" w:cstheme="majorBidi"/>
       <w:color w:val="2F5496" w:themeColor="accent1" w:themeShade="BF"/>
@@ -2336,7 +2414,7 @@
     <w:basedOn w:val="DefaultParagraphFont"/>
     <w:link w:val="Heading2"/>
     <w:uiPriority w:val="9"/>
-    <w:rsid w:val="00AF3565"/>
+    <w:rsid w:val="005A3D9B"/>
     <w:rPr>
       <w:rFonts w:asciiTheme="majorHAnsi" w:eastAsiaTheme="majorEastAsia" w:hAnsiTheme="majorHAnsi" w:cstheme="majorBidi"/>
       <w:color w:val="2F5496" w:themeColor="accent1" w:themeShade="BF"/>
@@ -2350,7 +2428,7 @@
     <w:link w:val="Heading3"/>
     <w:uiPriority w:val="9"/>
     <w:semiHidden/>
-    <w:rsid w:val="00AF3565"/>
+    <w:rsid w:val="005A3D9B"/>
     <w:rPr>
       <w:rFonts w:eastAsiaTheme="majorEastAsia" w:cstheme="majorBidi"/>
       <w:color w:val="2F5496" w:themeColor="accent1" w:themeShade="BF"/>
@@ -2364,7 +2442,7 @@
     <w:link w:val="Heading4"/>
     <w:uiPriority w:val="9"/>
     <w:semiHidden/>
-    <w:rsid w:val="00AF3565"/>
+    <w:rsid w:val="005A3D9B"/>
     <w:rPr>
       <w:rFonts w:eastAsiaTheme="majorEastAsia" w:cstheme="majorBidi"/>
       <w:i/>
@@ -2378,7 +2456,7 @@
     <w:link w:val="Heading5"/>
     <w:uiPriority w:val="9"/>
     <w:semiHidden/>
-    <w:rsid w:val="00AF3565"/>
+    <w:rsid w:val="005A3D9B"/>
     <w:rPr>
       <w:rFonts w:eastAsiaTheme="majorEastAsia" w:cstheme="majorBidi"/>
       <w:color w:val="2F5496" w:themeColor="accent1" w:themeShade="BF"/>
@@ -2390,7 +2468,7 @@
     <w:link w:val="Heading6"/>
     <w:uiPriority w:val="9"/>
     <w:semiHidden/>
-    <w:rsid w:val="00AF3565"/>
+    <w:rsid w:val="005A3D9B"/>
     <w:rPr>
       <w:rFonts w:eastAsiaTheme="majorEastAsia" w:cstheme="majorBidi"/>
       <w:i/>
@@ -2404,7 +2482,7 @@
     <w:link w:val="Heading7"/>
     <w:uiPriority w:val="9"/>
     <w:semiHidden/>
-    <w:rsid w:val="00AF3565"/>
+    <w:rsid w:val="005A3D9B"/>
     <w:rPr>
       <w:rFonts w:eastAsiaTheme="majorEastAsia" w:cstheme="majorBidi"/>
       <w:color w:val="595959" w:themeColor="text1" w:themeTint="A6"/>
@@ -2416,7 +2494,7 @@
     <w:link w:val="Heading8"/>
     <w:uiPriority w:val="9"/>
     <w:semiHidden/>
-    <w:rsid w:val="00AF3565"/>
+    <w:rsid w:val="005A3D9B"/>
     <w:rPr>
       <w:rFonts w:eastAsiaTheme="majorEastAsia" w:cstheme="majorBidi"/>
       <w:i/>
@@ -2430,7 +2508,7 @@
     <w:link w:val="Heading9"/>
     <w:uiPriority w:val="9"/>
     <w:semiHidden/>
-    <w:rsid w:val="00AF3565"/>
+    <w:rsid w:val="005A3D9B"/>
     <w:rPr>
       <w:rFonts w:eastAsiaTheme="majorEastAsia" w:cstheme="majorBidi"/>
       <w:color w:val="272727" w:themeColor="text1" w:themeTint="D8"/>
@@ -2443,7 +2521,7 @@
     <w:link w:val="TitleChar"/>
     <w:uiPriority w:val="10"/>
     <w:qFormat/>
-    <w:rsid w:val="00AF3565"/>
+    <w:rsid w:val="005A3D9B"/>
     <w:pPr>
       <w:spacing w:after="80" w:line="240" w:lineRule="auto"/>
       <w:contextualSpacing/>
@@ -2461,7 +2539,7 @@
     <w:basedOn w:val="DefaultParagraphFont"/>
     <w:link w:val="Title"/>
     <w:uiPriority w:val="10"/>
-    <w:rsid w:val="00AF3565"/>
+    <w:rsid w:val="005A3D9B"/>
     <w:rPr>
       <w:rFonts w:asciiTheme="majorHAnsi" w:eastAsiaTheme="majorEastAsia" w:hAnsiTheme="majorHAnsi" w:cstheme="majorBidi"/>
       <w:spacing w:val="-10"/>
@@ -2477,7 +2555,7 @@
     <w:link w:val="SubtitleChar"/>
     <w:uiPriority w:val="11"/>
     <w:qFormat/>
-    <w:rsid w:val="00AF3565"/>
+    <w:rsid w:val="005A3D9B"/>
     <w:pPr>
       <w:numPr>
         <w:ilvl w:val="1"/>
@@ -2496,7 +2574,7 @@
     <w:basedOn w:val="DefaultParagraphFont"/>
     <w:link w:val="Subtitle"/>
     <w:uiPriority w:val="11"/>
-    <w:rsid w:val="00AF3565"/>
+    <w:rsid w:val="005A3D9B"/>
     <w:rPr>
       <w:rFonts w:eastAsiaTheme="majorEastAsia" w:cstheme="majorBidi"/>
       <w:color w:val="595959" w:themeColor="text1" w:themeTint="A6"/>
@@ -2512,7 +2590,7 @@
     <w:link w:val="QuoteChar"/>
     <w:uiPriority w:val="29"/>
     <w:qFormat/>
-    <w:rsid w:val="00AF3565"/>
+    <w:rsid w:val="005A3D9B"/>
     <w:pPr>
       <w:spacing w:before="160"/>
       <w:jc w:val="center"/>
@@ -2528,7 +2606,7 @@
     <w:basedOn w:val="DefaultParagraphFont"/>
     <w:link w:val="Quote"/>
     <w:uiPriority w:val="29"/>
-    <w:rsid w:val="00AF3565"/>
+    <w:rsid w:val="005A3D9B"/>
     <w:rPr>
       <w:i/>
       <w:iCs/>
@@ -2540,7 +2618,7 @@
     <w:basedOn w:val="Normal"/>
     <w:uiPriority w:val="34"/>
     <w:qFormat/>
-    <w:rsid w:val="00AF3565"/>
+    <w:rsid w:val="005A3D9B"/>
     <w:pPr>
       <w:ind w:left="720"/>
       <w:contextualSpacing/>
@@ -2551,7 +2629,7 @@
     <w:basedOn w:val="DefaultParagraphFont"/>
     <w:uiPriority w:val="21"/>
     <w:qFormat/>
-    <w:rsid w:val="00AF3565"/>
+    <w:rsid w:val="005A3D9B"/>
     <w:rPr>
       <w:i/>
       <w:iCs/>
@@ -2565,7 +2643,7 @@
     <w:link w:val="IntenseQuoteChar"/>
     <w:uiPriority w:val="30"/>
     <w:qFormat/>
-    <w:rsid w:val="00AF3565"/>
+    <w:rsid w:val="005A3D9B"/>
     <w:pPr>
       <w:pBdr>
         <w:top w:val="single" w:sz="4" w:space="10" w:color="2F5496" w:themeColor="accent1" w:themeShade="BF"/>
@@ -2586,7 +2664,7 @@
     <w:basedOn w:val="DefaultParagraphFont"/>
     <w:link w:val="IntenseQuote"/>
     <w:uiPriority w:val="30"/>
-    <w:rsid w:val="00AF3565"/>
+    <w:rsid w:val="005A3D9B"/>
     <w:rPr>
       <w:i/>
       <w:iCs/>
@@ -2598,7 +2676,7 @@
     <w:basedOn w:val="DefaultParagraphFont"/>
     <w:uiPriority w:val="32"/>
     <w:qFormat/>
-    <w:rsid w:val="00AF3565"/>
+    <w:rsid w:val="005A3D9B"/>
     <w:rPr>
       <w:b/>
       <w:bCs/>
